--- a/docs/docx/04_DATA_COLLECTION.docx
+++ b/docs/docx/04_DATA_COLLECTION.docx
@@ -2,7 +2,7 @@
 <file path=word/document.xml><?xml version="1.0" encoding="utf-8"?>
 <w:document xmlns:w="http://schemas.openxmlformats.org/wordprocessingml/2006/main" xmlns:m="http://schemas.openxmlformats.org/officeDocument/2006/math" xmlns:r="http://schemas.openxmlformats.org/officeDocument/2006/relationships" xmlns:o="urn:schemas-microsoft-com:office:office" xmlns:v="urn:schemas-microsoft-com:vml" xmlns:w10="urn:schemas-microsoft-com:office:word" xmlns:a="http://schemas.openxmlformats.org/drawingml/2006/main" xmlns:pic="http://schemas.openxmlformats.org/drawingml/2006/picture" xmlns:wp="http://schemas.openxmlformats.org/drawingml/2006/wordprocessingDrawing">
   <w:body>
-    <w:bookmarkStart w:id="64" w:name="X0c97488b461308c2acfb4dfe75a421638ae5c3b"/>
+    <w:bookmarkStart w:id="65" w:name="X0c97488b461308c2acfb4dfe75a421638ae5c3b"/>
     <w:p>
       <w:pPr>
         <w:pStyle w:val="Heading1"/>
@@ -33,7 +33,7 @@
           <w:b/>
           <w:bCs/>
         </w:rPr>
-        <w:t xml:space="preserve">3.10.696</w:t>
+        <w:t xml:space="preserve">3.10.798</w:t>
       </w:r>
       <w:r>
         <w:t xml:space="preserve"> </w:t>
@@ -5568,7 +5568,53 @@
               <w:t xml:space="preserve"> </w:t>
             </w:r>
             <w:r>
-              <w:t xml:space="preserve">разворота масок из runtime-карты (глобальные + ручной ввод</w:t>
+              <w:t xml:space="preserve">разворота масок из runtime-карты (глобальные +</w:t>
+            </w:r>
+            <w:r>
+              <w:t xml:space="preserve"> </w:t>
+            </w:r>
+            <w:r>
+              <w:rPr>
+                <w:rStyle w:val="VerbatimChar"/>
+                <w:b/>
+                <w:bCs/>
+              </w:rPr>
+              <w:t xml:space="preserve">__ENV_*</w:t>
+            </w:r>
+            <w:r>
+              <w:rPr>
+                <w:b/>
+                <w:bCs/>
+              </w:rPr>
+              <w:t xml:space="preserve"> </w:t>
+            </w:r>
+            <w:r>
+              <w:rPr>
+                <w:b/>
+                <w:bCs/>
+              </w:rPr>
+              <w:t xml:space="preserve">/</w:t>
+            </w:r>
+            <w:r>
+              <w:rPr>
+                <w:b/>
+                <w:bCs/>
+              </w:rPr>
+              <w:t xml:space="preserve"> </w:t>
+            </w:r>
+            <w:r>
+              <w:rPr>
+                <w:rStyle w:val="VerbatimChar"/>
+                <w:b/>
+                <w:bCs/>
+              </w:rPr>
+              <w:t xml:space="preserve">__OS_*</w:t>
+            </w:r>
+            <w:r>
+              <w:t xml:space="preserve"> </w:t>
+            </w:r>
+            <w:r>
+              <w:t xml:space="preserve">+ ручной ввод</w:t>
             </w:r>
             <w:r>
               <w:t xml:space="preserve"> </w:t>
@@ -7625,7 +7671,7 @@
     </w:p>
     <w:bookmarkEnd w:id="26"/>
     <w:bookmarkEnd w:id="27"/>
-    <w:bookmarkStart w:id="34" w:name="границы-блока-и-фильтры"/>
+    <w:bookmarkStart w:id="36" w:name="границы-блока-и-фильтры"/>
     <w:p>
       <w:pPr>
         <w:pStyle w:val="Heading2"/>
@@ -8072,7 +8118,1056 @@
         </w:tc>
       </w:tr>
     </w:tbl>
-    <w:bookmarkStart w:id="28" w:name="X50d1ec9508dc1950dc251cd9181bebd5bf8a8b0"/>
+    <w:bookmarkStart w:id="29" w:name="X6960150576f5ce6c5247d14b44090d8f5ac08b7"/>
+    <w:p>
+      <w:pPr>
+        <w:pStyle w:val="Heading3"/>
+      </w:pPr>
+      <w:r>
+        <w:t xml:space="preserve">6.0.1 Автозагрузка</w:t>
+      </w:r>
+      <w:r>
+        <w:t xml:space="preserve"> </w:t>
+      </w:r>
+      <w:r>
+        <w:rPr>
+          <w:rStyle w:val="VerbatimChar"/>
+        </w:rPr>
+        <w:t xml:space="preserve">__ENV_*</w:t>
+      </w:r>
+      <w:r>
+        <w:t xml:space="preserve"> </w:t>
+      </w:r>
+      <w:r>
+        <w:t xml:space="preserve">и</w:t>
+      </w:r>
+      <w:r>
+        <w:t xml:space="preserve"> </w:t>
+      </w:r>
+      <w:r>
+        <w:rPr>
+          <w:rStyle w:val="VerbatimChar"/>
+        </w:rPr>
+        <w:t xml:space="preserve">__OS_*</w:t>
+      </w:r>
+      <w:r>
+        <w:t xml:space="preserve"> </w:t>
+      </w:r>
+      <w:r>
+        <w:t xml:space="preserve">в runtime-карту</w:t>
+      </w:r>
+    </w:p>
+    <w:p>
+      <w:pPr>
+        <w:pStyle w:val="FirstParagraph"/>
+      </w:pPr>
+      <w:r>
+        <w:t xml:space="preserve">При</w:t>
+      </w:r>
+      <w:r>
+        <w:t xml:space="preserve"> </w:t>
+      </w:r>
+      <w:r>
+        <w:rPr>
+          <w:b/>
+          <w:bCs/>
+        </w:rPr>
+        <w:t xml:space="preserve">каждом</w:t>
+      </w:r>
+      <w:r>
+        <w:t xml:space="preserve"> </w:t>
+      </w:r>
+      <w:r>
+        <w:t xml:space="preserve">запуске сбора (</w:t>
+      </w:r>
+      <w:r>
+        <w:rPr>
+          <w:rStyle w:val="VerbatimChar"/>
+        </w:rPr>
+        <w:t xml:space="preserve">collect_workbooks</w:t>
+      </w:r>
+      <w:r>
+        <w:t xml:space="preserve"> </w:t>
+      </w:r>
+      <w:r>
+        <w:t xml:space="preserve">/</w:t>
+      </w:r>
+      <w:r>
+        <w:t xml:space="preserve"> </w:t>
+      </w:r>
+      <w:r>
+        <w:rPr>
+          <w:rStyle w:val="VerbatimChar"/>
+        </w:rPr>
+        <w:t xml:space="preserve">collect_pack</w:t>
+      </w:r>
+      <w:r>
+        <w:t xml:space="preserve">) в сегмент</w:t>
+      </w:r>
+      <w:r>
+        <w:t xml:space="preserve"> </w:t>
+      </w:r>
+      <w:r>
+        <w:t xml:space="preserve">«Глобальные_переменные» автоматически попадают:</w:t>
+      </w:r>
+    </w:p>
+    <w:tbl>
+      <w:tblPr>
+        <w:tblStyle w:val="Table"/>
+        <w:tblW w:type="pct" w:w="5000"/>
+        <w:tblLayout w:type="fixed"/>
+        <w:tblLook w:firstRow="1" w:lastRow="0" w:firstColumn="0" w:lastColumn="0" w:noHBand="0" w:noVBand="0" w:val="0020"/>
+      </w:tblPr>
+      <w:tblGrid>
+        <w:gridCol w:w="1782"/>
+        <w:gridCol w:w="1980"/>
+        <w:gridCol w:w="4158"/>
+      </w:tblGrid>
+      <w:tr>
+        <w:trPr>
+          <w:tblHeader w:val="on"/>
+        </w:trPr>
+        <w:tc>
+          <w:tcPr/>
+          <w:p>
+            <w:pPr>
+              <w:pStyle w:val="Compact"/>
+            </w:pPr>
+            <w:r>
+              <w:t xml:space="preserve">Префикс</w:t>
+            </w:r>
+          </w:p>
+        </w:tc>
+        <w:tc>
+          <w:tcPr/>
+          <w:p>
+            <w:pPr>
+              <w:pStyle w:val="Compact"/>
+            </w:pPr>
+            <w:r>
+              <w:t xml:space="preserve">Источник</w:t>
+            </w:r>
+          </w:p>
+        </w:tc>
+        <w:tc>
+          <w:tcPr/>
+          <w:p>
+            <w:pPr>
+              <w:pStyle w:val="Compact"/>
+            </w:pPr>
+            <w:r>
+              <w:t xml:space="preserve">Пример плейсхолдера</w:t>
+            </w:r>
+          </w:p>
+        </w:tc>
+      </w:tr>
+      <w:tr>
+        <w:tc>
+          <w:tcPr/>
+          <w:p>
+            <w:pPr>
+              <w:pStyle w:val="Compact"/>
+            </w:pPr>
+            <w:r>
+              <w:rPr>
+                <w:rStyle w:val="VerbatimChar"/>
+              </w:rPr>
+              <w:t xml:space="preserve">__ENV_</w:t>
+            </w:r>
+          </w:p>
+        </w:tc>
+        <w:tc>
+          <w:tcPr/>
+          <w:p>
+            <w:pPr>
+              <w:pStyle w:val="Compact"/>
+            </w:pPr>
+            <w:r>
+              <w:t xml:space="preserve">все переменные среды процесса (</w:t>
+            </w:r>
+            <w:r>
+              <w:rPr>
+                <w:rStyle w:val="VerbatimChar"/>
+              </w:rPr>
+              <w:t xml:space="preserve">os.environ</w:t>
+            </w:r>
+            <w:r>
+              <w:t xml:space="preserve">)</w:t>
+            </w:r>
+          </w:p>
+        </w:tc>
+        <w:tc>
+          <w:tcPr/>
+          <w:p>
+            <w:pPr>
+              <w:pStyle w:val="Compact"/>
+            </w:pPr>
+            <w:r>
+              <w:rPr>
+                <w:rStyle w:val="VerbatimChar"/>
+              </w:rPr>
+              <w:t xml:space="preserve">&lt;&lt;Переменные.__ENV_HOME&gt;&gt;</w:t>
+            </w:r>
+            <w:r>
+              <w:t xml:space="preserve">,</w:t>
+            </w:r>
+            <w:r>
+              <w:t xml:space="preserve"> </w:t>
+            </w:r>
+            <w:r>
+              <w:rPr>
+                <w:rStyle w:val="VerbatimChar"/>
+              </w:rPr>
+              <w:t xml:space="preserve">&lt;&lt;Переменные.__ENV_PATH&gt;&gt;</w:t>
+            </w:r>
+          </w:p>
+        </w:tc>
+      </w:tr>
+      <w:tr>
+        <w:tc>
+          <w:tcPr/>
+          <w:p>
+            <w:pPr>
+              <w:pStyle w:val="Compact"/>
+            </w:pPr>
+            <w:r>
+              <w:rPr>
+                <w:rStyle w:val="VerbatimChar"/>
+              </w:rPr>
+              <w:t xml:space="preserve">__OS_</w:t>
+            </w:r>
+          </w:p>
+        </w:tc>
+        <w:tc>
+          <w:tcPr/>
+          <w:p>
+            <w:pPr>
+              <w:pStyle w:val="Compact"/>
+            </w:pPr>
+            <w:r>
+              <w:t xml:space="preserve">сведения об ОС / runtime (stdlib; память —</w:t>
+            </w:r>
+            <w:r>
+              <w:t xml:space="preserve"> </w:t>
+            </w:r>
+            <w:r>
+              <w:rPr>
+                <w:rStyle w:val="VerbatimChar"/>
+              </w:rPr>
+              <w:t xml:space="preserve">/proc</w:t>
+            </w:r>
+            <w:r>
+              <w:t xml:space="preserve"> </w:t>
+            </w:r>
+            <w:r>
+              <w:t xml:space="preserve">/ Windows API /</w:t>
+            </w:r>
+            <w:r>
+              <w:t xml:space="preserve"> </w:t>
+            </w:r>
+            <w:r>
+              <w:rPr>
+                <w:rStyle w:val="VerbatimChar"/>
+              </w:rPr>
+              <w:t xml:space="preserve">psutil</w:t>
+            </w:r>
+            <w:r>
+              <w:t xml:space="preserve"> </w:t>
+            </w:r>
+            <w:r>
+              <w:t xml:space="preserve">если есть)</w:t>
+            </w:r>
+          </w:p>
+        </w:tc>
+        <w:tc>
+          <w:tcPr/>
+          <w:p>
+            <w:pPr>
+              <w:pStyle w:val="Compact"/>
+            </w:pPr>
+            <w:r>
+              <w:rPr>
+                <w:rStyle w:val="VerbatimChar"/>
+              </w:rPr>
+              <w:t xml:space="preserve">&lt;&lt;Переменные.__OS_USER&gt;&gt;</w:t>
+            </w:r>
+            <w:r>
+              <w:t xml:space="preserve">,</w:t>
+            </w:r>
+            <w:r>
+              <w:t xml:space="preserve"> </w:t>
+            </w:r>
+            <w:r>
+              <w:rPr>
+                <w:rStyle w:val="VerbatimChar"/>
+              </w:rPr>
+              <w:t xml:space="preserve">&lt;&lt;Переменные.__OS_HOME&gt;&gt;</w:t>
+            </w:r>
+          </w:p>
+        </w:tc>
+      </w:tr>
+    </w:tbl>
+    <w:p>
+      <w:pPr>
+        <w:pStyle w:val="BodyText"/>
+      </w:pPr>
+      <w:r>
+        <w:t xml:space="preserve">Типовые</w:t>
+      </w:r>
+      <w:r>
+        <w:t xml:space="preserve"> </w:t>
+      </w:r>
+      <w:r>
+        <w:rPr>
+          <w:rStyle w:val="VerbatimChar"/>
+        </w:rPr>
+        <w:t xml:space="preserve">__OS_*</w:t>
+      </w:r>
+      <w:r>
+        <w:t xml:space="preserve">:</w:t>
+      </w:r>
+    </w:p>
+    <w:tbl>
+      <w:tblPr>
+        <w:tblStyle w:val="Table"/>
+        <w:tblW w:type="pct" w:w="5000"/>
+        <w:tblLayout w:type="fixed"/>
+        <w:tblLook w:firstRow="1" w:lastRow="0" w:firstColumn="0" w:lastColumn="0" w:noHBand="0" w:noVBand="0" w:val="0020"/>
+      </w:tblPr>
+      <w:tblGrid>
+        <w:gridCol w:w="3046"/>
+        <w:gridCol w:w="4873"/>
+      </w:tblGrid>
+      <w:tr>
+        <w:trPr>
+          <w:tblHeader w:val="on"/>
+        </w:trPr>
+        <w:tc>
+          <w:tcPr/>
+          <w:p>
+            <w:pPr>
+              <w:pStyle w:val="Compact"/>
+            </w:pPr>
+            <w:r>
+              <w:t xml:space="preserve">Имя</w:t>
+            </w:r>
+          </w:p>
+        </w:tc>
+        <w:tc>
+          <w:tcPr/>
+          <w:p>
+            <w:pPr>
+              <w:pStyle w:val="Compact"/>
+            </w:pPr>
+            <w:r>
+              <w:t xml:space="preserve">Смысл</w:t>
+            </w:r>
+          </w:p>
+        </w:tc>
+      </w:tr>
+      <w:tr>
+        <w:tc>
+          <w:tcPr/>
+          <w:p>
+            <w:pPr>
+              <w:pStyle w:val="Compact"/>
+            </w:pPr>
+            <w:r>
+              <w:rPr>
+                <w:rStyle w:val="VerbatimChar"/>
+              </w:rPr>
+              <w:t xml:space="preserve">__OS_USER</w:t>
+            </w:r>
+            <w:r>
+              <w:t xml:space="preserve"> </w:t>
+            </w:r>
+            <w:r>
+              <w:t xml:space="preserve">/</w:t>
+            </w:r>
+            <w:r>
+              <w:t xml:space="preserve"> </w:t>
+            </w:r>
+            <w:r>
+              <w:rPr>
+                <w:rStyle w:val="VerbatimChar"/>
+              </w:rPr>
+              <w:t xml:space="preserve">__OS_USERNAME</w:t>
+            </w:r>
+          </w:p>
+        </w:tc>
+        <w:tc>
+          <w:tcPr/>
+          <w:p>
+            <w:pPr>
+              <w:pStyle w:val="Compact"/>
+            </w:pPr>
+            <w:r>
+              <w:t xml:space="preserve">пользователь ОС</w:t>
+            </w:r>
+          </w:p>
+        </w:tc>
+      </w:tr>
+      <w:tr>
+        <w:tc>
+          <w:tcPr/>
+          <w:p>
+            <w:pPr>
+              <w:pStyle w:val="Compact"/>
+            </w:pPr>
+            <w:r>
+              <w:rPr>
+                <w:rStyle w:val="VerbatimChar"/>
+              </w:rPr>
+              <w:t xml:space="preserve">__OS_HOME</w:t>
+            </w:r>
+          </w:p>
+        </w:tc>
+        <w:tc>
+          <w:tcPr/>
+          <w:p>
+            <w:pPr>
+              <w:pStyle w:val="Compact"/>
+            </w:pPr>
+            <w:r>
+              <w:t xml:space="preserve">домашний каталог</w:t>
+            </w:r>
+          </w:p>
+        </w:tc>
+      </w:tr>
+      <w:tr>
+        <w:tc>
+          <w:tcPr/>
+          <w:p>
+            <w:pPr>
+              <w:pStyle w:val="Compact"/>
+            </w:pPr>
+            <w:r>
+              <w:rPr>
+                <w:rStyle w:val="VerbatimChar"/>
+              </w:rPr>
+              <w:t xml:space="preserve">__OS_CWD</w:t>
+            </w:r>
+          </w:p>
+        </w:tc>
+        <w:tc>
+          <w:tcPr/>
+          <w:p>
+            <w:pPr>
+              <w:pStyle w:val="Compact"/>
+            </w:pPr>
+            <w:r>
+              <w:t xml:space="preserve">текущий каталог процесса</w:t>
+            </w:r>
+          </w:p>
+        </w:tc>
+      </w:tr>
+      <w:tr>
+        <w:tc>
+          <w:tcPr/>
+          <w:p>
+            <w:pPr>
+              <w:pStyle w:val="Compact"/>
+            </w:pPr>
+            <w:r>
+              <w:rPr>
+                <w:rStyle w:val="VerbatimChar"/>
+              </w:rPr>
+              <w:t xml:space="preserve">__OS_TEMP</w:t>
+            </w:r>
+            <w:r>
+              <w:t xml:space="preserve"> </w:t>
+            </w:r>
+            <w:r>
+              <w:t xml:space="preserve">/</w:t>
+            </w:r>
+            <w:r>
+              <w:t xml:space="preserve"> </w:t>
+            </w:r>
+            <w:r>
+              <w:rPr>
+                <w:rStyle w:val="VerbatimChar"/>
+              </w:rPr>
+              <w:t xml:space="preserve">__OS_TMPDIR</w:t>
+            </w:r>
+          </w:p>
+        </w:tc>
+        <w:tc>
+          <w:tcPr/>
+          <w:p>
+            <w:pPr>
+              <w:pStyle w:val="Compact"/>
+            </w:pPr>
+            <w:r>
+              <w:t xml:space="preserve">каталог временных файлов</w:t>
+            </w:r>
+          </w:p>
+        </w:tc>
+      </w:tr>
+      <w:tr>
+        <w:tc>
+          <w:tcPr/>
+          <w:p>
+            <w:pPr>
+              <w:pStyle w:val="Compact"/>
+            </w:pPr>
+            <w:r>
+              <w:rPr>
+                <w:rStyle w:val="VerbatimChar"/>
+              </w:rPr>
+              <w:t xml:space="preserve">__OS_PLATFORM</w:t>
+            </w:r>
+            <w:r>
+              <w:t xml:space="preserve"> </w:t>
+            </w:r>
+            <w:r>
+              <w:t xml:space="preserve">/</w:t>
+            </w:r>
+            <w:r>
+              <w:t xml:space="preserve"> </w:t>
+            </w:r>
+            <w:r>
+              <w:rPr>
+                <w:rStyle w:val="VerbatimChar"/>
+              </w:rPr>
+              <w:t xml:space="preserve">__OS_SYSTEM</w:t>
+            </w:r>
+            <w:r>
+              <w:t xml:space="preserve"> </w:t>
+            </w:r>
+            <w:r>
+              <w:t xml:space="preserve">/</w:t>
+            </w:r>
+            <w:r>
+              <w:t xml:space="preserve"> </w:t>
+            </w:r>
+            <w:r>
+              <w:rPr>
+                <w:rStyle w:val="VerbatimChar"/>
+              </w:rPr>
+              <w:t xml:space="preserve">__OS_RELEASE</w:t>
+            </w:r>
+            <w:r>
+              <w:t xml:space="preserve"> </w:t>
+            </w:r>
+            <w:r>
+              <w:t xml:space="preserve">/</w:t>
+            </w:r>
+            <w:r>
+              <w:t xml:space="preserve"> </w:t>
+            </w:r>
+            <w:r>
+              <w:rPr>
+                <w:rStyle w:val="VerbatimChar"/>
+              </w:rPr>
+              <w:t xml:space="preserve">__OS_VERSION</w:t>
+            </w:r>
+          </w:p>
+        </w:tc>
+        <w:tc>
+          <w:tcPr/>
+          <w:p>
+            <w:pPr>
+              <w:pStyle w:val="Compact"/>
+            </w:pPr>
+            <w:r>
+              <w:t xml:space="preserve">платформа</w:t>
+            </w:r>
+          </w:p>
+        </w:tc>
+      </w:tr>
+      <w:tr>
+        <w:tc>
+          <w:tcPr/>
+          <w:p>
+            <w:pPr>
+              <w:pStyle w:val="Compact"/>
+            </w:pPr>
+            <w:r>
+              <w:rPr>
+                <w:rStyle w:val="VerbatimChar"/>
+              </w:rPr>
+              <w:t xml:space="preserve">__OS_MACHINE</w:t>
+            </w:r>
+            <w:r>
+              <w:t xml:space="preserve"> </w:t>
+            </w:r>
+            <w:r>
+              <w:t xml:space="preserve">/</w:t>
+            </w:r>
+            <w:r>
+              <w:t xml:space="preserve"> </w:t>
+            </w:r>
+            <w:r>
+              <w:rPr>
+                <w:rStyle w:val="VerbatimChar"/>
+              </w:rPr>
+              <w:t xml:space="preserve">__OS_PROCESSOR</w:t>
+            </w:r>
+            <w:r>
+              <w:t xml:space="preserve"> </w:t>
+            </w:r>
+            <w:r>
+              <w:t xml:space="preserve">/</w:t>
+            </w:r>
+            <w:r>
+              <w:t xml:space="preserve"> </w:t>
+            </w:r>
+            <w:r>
+              <w:rPr>
+                <w:rStyle w:val="VerbatimChar"/>
+              </w:rPr>
+              <w:t xml:space="preserve">__OS_ARCHITECTURE</w:t>
+            </w:r>
+          </w:p>
+        </w:tc>
+        <w:tc>
+          <w:tcPr/>
+          <w:p>
+            <w:pPr>
+              <w:pStyle w:val="Compact"/>
+            </w:pPr>
+            <w:r>
+              <w:t xml:space="preserve">архитектура / CPU</w:t>
+            </w:r>
+          </w:p>
+        </w:tc>
+      </w:tr>
+      <w:tr>
+        <w:tc>
+          <w:tcPr/>
+          <w:p>
+            <w:pPr>
+              <w:pStyle w:val="Compact"/>
+            </w:pPr>
+            <w:r>
+              <w:rPr>
+                <w:rStyle w:val="VerbatimChar"/>
+              </w:rPr>
+              <w:t xml:space="preserve">__OS_NODE</w:t>
+            </w:r>
+            <w:r>
+              <w:t xml:space="preserve"> </w:t>
+            </w:r>
+            <w:r>
+              <w:t xml:space="preserve">/</w:t>
+            </w:r>
+            <w:r>
+              <w:t xml:space="preserve"> </w:t>
+            </w:r>
+            <w:r>
+              <w:rPr>
+                <w:rStyle w:val="VerbatimChar"/>
+              </w:rPr>
+              <w:t xml:space="preserve">__OS_HOSTNAME</w:t>
+            </w:r>
+          </w:p>
+        </w:tc>
+        <w:tc>
+          <w:tcPr/>
+          <w:p>
+            <w:pPr>
+              <w:pStyle w:val="Compact"/>
+            </w:pPr>
+            <w:r>
+              <w:t xml:space="preserve">имя узла</w:t>
+            </w:r>
+          </w:p>
+        </w:tc>
+      </w:tr>
+      <w:tr>
+        <w:tc>
+          <w:tcPr/>
+          <w:p>
+            <w:pPr>
+              <w:pStyle w:val="Compact"/>
+            </w:pPr>
+            <w:r>
+              <w:rPr>
+                <w:rStyle w:val="VerbatimChar"/>
+              </w:rPr>
+              <w:t xml:space="preserve">__OS_PYTHON_VERSION</w:t>
+            </w:r>
+          </w:p>
+        </w:tc>
+        <w:tc>
+          <w:tcPr/>
+          <w:p>
+            <w:pPr>
+              <w:pStyle w:val="Compact"/>
+            </w:pPr>
+            <w:r>
+              <w:t xml:space="preserve">версия Python</w:t>
+            </w:r>
+          </w:p>
+        </w:tc>
+      </w:tr>
+      <w:tr>
+        <w:tc>
+          <w:tcPr/>
+          <w:p>
+            <w:pPr>
+              <w:pStyle w:val="Compact"/>
+            </w:pPr>
+            <w:r>
+              <w:rPr>
+                <w:rStyle w:val="VerbatimChar"/>
+              </w:rPr>
+              <w:t xml:space="preserve">__OS_PID</w:t>
+            </w:r>
+            <w:r>
+              <w:t xml:space="preserve"> </w:t>
+            </w:r>
+            <w:r>
+              <w:t xml:space="preserve">/</w:t>
+            </w:r>
+            <w:r>
+              <w:t xml:space="preserve"> </w:t>
+            </w:r>
+            <w:r>
+              <w:rPr>
+                <w:rStyle w:val="VerbatimChar"/>
+              </w:rPr>
+              <w:t xml:space="preserve">__OS_CPU_COUNT</w:t>
+            </w:r>
+          </w:p>
+        </w:tc>
+        <w:tc>
+          <w:tcPr/>
+          <w:p>
+            <w:pPr>
+              <w:pStyle w:val="Compact"/>
+            </w:pPr>
+            <w:r>
+              <w:t xml:space="preserve">PID / число CPU</w:t>
+            </w:r>
+          </w:p>
+        </w:tc>
+      </w:tr>
+      <w:tr>
+        <w:tc>
+          <w:tcPr/>
+          <w:p>
+            <w:pPr>
+              <w:pStyle w:val="Compact"/>
+            </w:pPr>
+            <w:r>
+              <w:rPr>
+                <w:rStyle w:val="VerbatimChar"/>
+              </w:rPr>
+              <w:t xml:space="preserve">__OS_UID</w:t>
+            </w:r>
+            <w:r>
+              <w:t xml:space="preserve"> </w:t>
+            </w:r>
+            <w:r>
+              <w:t xml:space="preserve">/</w:t>
+            </w:r>
+            <w:r>
+              <w:t xml:space="preserve"> </w:t>
+            </w:r>
+            <w:r>
+              <w:rPr>
+                <w:rStyle w:val="VerbatimChar"/>
+              </w:rPr>
+              <w:t xml:space="preserve">__OS_GID</w:t>
+            </w:r>
+          </w:p>
+        </w:tc>
+        <w:tc>
+          <w:tcPr/>
+          <w:p>
+            <w:pPr>
+              <w:pStyle w:val="Compact"/>
+            </w:pPr>
+            <w:r>
+              <w:t xml:space="preserve">Unix uid/gid (если доступны)</w:t>
+            </w:r>
+          </w:p>
+        </w:tc>
+      </w:tr>
+      <w:tr>
+        <w:tc>
+          <w:tcPr/>
+          <w:p>
+            <w:pPr>
+              <w:pStyle w:val="Compact"/>
+            </w:pPr>
+            <w:r>
+              <w:rPr>
+                <w:rStyle w:val="VerbatimChar"/>
+              </w:rPr>
+              <w:t xml:space="preserve">__OS_MEMORY_TOTAL_MB</w:t>
+            </w:r>
+            <w:r>
+              <w:t xml:space="preserve"> </w:t>
+            </w:r>
+            <w:r>
+              <w:t xml:space="preserve">/</w:t>
+            </w:r>
+            <w:r>
+              <w:t xml:space="preserve"> </w:t>
+            </w:r>
+            <w:r>
+              <w:rPr>
+                <w:rStyle w:val="VerbatimChar"/>
+              </w:rPr>
+              <w:t xml:space="preserve">__OS_MEMORY_AVAILABLE_MB</w:t>
+            </w:r>
+          </w:p>
+        </w:tc>
+        <w:tc>
+          <w:tcPr/>
+          <w:p>
+            <w:pPr>
+              <w:pStyle w:val="Compact"/>
+            </w:pPr>
+            <w:r>
+              <w:t xml:space="preserve">ОЗУ (если удалось определить)</w:t>
+            </w:r>
+          </w:p>
+        </w:tc>
+      </w:tr>
+      <w:tr>
+        <w:tc>
+          <w:tcPr/>
+          <w:p>
+            <w:pPr>
+              <w:pStyle w:val="Compact"/>
+            </w:pPr>
+            <w:r>
+              <w:rPr>
+                <w:rStyle w:val="VerbatimChar"/>
+              </w:rPr>
+              <w:t xml:space="preserve">__OS_SUMMARY</w:t>
+            </w:r>
+          </w:p>
+        </w:tc>
+        <w:tc>
+          <w:tcPr/>
+          <w:p>
+            <w:pPr>
+              <w:pStyle w:val="Compact"/>
+            </w:pPr>
+            <w:r>
+              <w:t xml:space="preserve">краткая сводка одной строкой</w:t>
+            </w:r>
+          </w:p>
+        </w:tc>
+      </w:tr>
+    </w:tbl>
+    <w:p>
+      <w:pPr>
+        <w:pStyle w:val="BodyText"/>
+      </w:pPr>
+      <w:r>
+        <w:t xml:space="preserve">Ключ в карте:</w:t>
+      </w:r>
+      <w:r>
+        <w:t xml:space="preserve"> </w:t>
+      </w:r>
+      <w:r>
+        <w:rPr>
+          <w:rStyle w:val="VerbatimChar"/>
+        </w:rPr>
+        <w:t xml:space="preserve">Имя~Глобальные_переменные~Глобальные_переменные</w:t>
+      </w:r>
+      <w:r>
+        <w:t xml:space="preserve"> </w:t>
+      </w:r>
+      <w:r>
+        <w:t xml:space="preserve">(как у пользовательских глобальных).</w:t>
+      </w:r>
+      <w:r>
+        <w:br/>
+      </w:r>
+      <w:r>
+        <w:t xml:space="preserve">Символ</w:t>
+      </w:r>
+      <w:r>
+        <w:t xml:space="preserve"> </w:t>
+      </w:r>
+      <w:r>
+        <w:rPr>
+          <w:rStyle w:val="VerbatimChar"/>
+        </w:rPr>
+        <w:t xml:space="preserve">~</w:t>
+      </w:r>
+      <w:r>
+        <w:t xml:space="preserve"> </w:t>
+      </w:r>
+      <w:r>
+        <w:t xml:space="preserve">в имени env заменяется на</w:t>
+      </w:r>
+      <w:r>
+        <w:t xml:space="preserve"> </w:t>
+      </w:r>
+      <w:r>
+        <w:rPr>
+          <w:rStyle w:val="VerbatimChar"/>
+        </w:rPr>
+        <w:t xml:space="preserve">_</w:t>
+      </w:r>
+      <w:r>
+        <w:t xml:space="preserve">. Порядок seed: настройки глобальных →</w:t>
+      </w:r>
+      <w:r>
+        <w:t xml:space="preserve"> </w:t>
+      </w:r>
+      <w:r>
+        <w:rPr>
+          <w:rStyle w:val="VerbatimChar"/>
+        </w:rPr>
+        <w:t xml:space="preserve">__ENV_*</w:t>
+      </w:r>
+      <w:r>
+        <w:t xml:space="preserve">/</w:t>
+      </w:r>
+      <w:r>
+        <w:rPr>
+          <w:rStyle w:val="VerbatimChar"/>
+        </w:rPr>
+        <w:t xml:space="preserve">__OS_*</w:t>
+      </w:r>
+      <w:r>
+        <w:t xml:space="preserve"> </w:t>
+      </w:r>
+      <w:r>
+        <w:t xml:space="preserve">→ ручной ввод (после</w:t>
+      </w:r>
+      <w:r>
+        <w:t xml:space="preserve"> </w:t>
+      </w:r>
+      <w:r>
+        <w:rPr>
+          <w:rStyle w:val="VerbatimChar"/>
+        </w:rPr>
+        <w:t xml:space="preserve">merge_run_context_begin</w:t>
+      </w:r>
+      <w:r>
+        <w:t xml:space="preserve">).</w:t>
+      </w:r>
+    </w:p>
+    <w:p>
+      <w:pPr>
+        <w:pStyle w:val="BodyText"/>
+      </w:pPr>
+      <w:r>
+        <w:rPr>
+          <w:b/>
+          <w:bCs/>
+        </w:rPr>
+        <w:t xml:space="preserve">Безопасность:</w:t>
+      </w:r>
+      <w:r>
+        <w:t xml:space="preserve"> </w:t>
+      </w:r>
+      <w:r>
+        <w:t xml:space="preserve">в карту попадает</w:t>
+      </w:r>
+      <w:r>
+        <w:t xml:space="preserve"> </w:t>
+      </w:r>
+      <w:r>
+        <w:rPr>
+          <w:b/>
+          <w:bCs/>
+        </w:rPr>
+        <w:t xml:space="preserve">весь</w:t>
+      </w:r>
+      <w:r>
+        <w:t xml:space="preserve"> </w:t>
+      </w:r>
+      <w:r>
+        <w:rPr>
+          <w:rStyle w:val="VerbatimChar"/>
+        </w:rPr>
+        <w:t xml:space="preserve">os.environ</w:t>
+      </w:r>
+      <w:r>
+        <w:t xml:space="preserve"> </w:t>
+      </w:r>
+      <w:r>
+        <w:t xml:space="preserve">(в т.ч. секреты, токены). Не логируйте карту целиком и не подставляйте</w:t>
+      </w:r>
+      <w:r>
+        <w:t xml:space="preserve"> </w:t>
+      </w:r>
+      <w:r>
+        <w:rPr>
+          <w:rStyle w:val="VerbatimChar"/>
+        </w:rPr>
+        <w:t xml:space="preserve">__ENV_*</w:t>
+      </w:r>
+      <w:r>
+        <w:t xml:space="preserve"> </w:t>
+      </w:r>
+      <w:r>
+        <w:t xml:space="preserve">в отчёты без необходимости. См.</w:t>
+      </w:r>
+      <w:r>
+        <w:t xml:space="preserve"> </w:t>
+      </w:r>
+      <w:hyperlink r:id="rId28">
+        <w:r>
+          <w:rPr>
+            <w:rStyle w:val="Hyperlink"/>
+          </w:rPr>
+          <w:t xml:space="preserve">19_SECURITY.md</w:t>
+        </w:r>
+      </w:hyperlink>
+      <w:r>
+        <w:t xml:space="preserve">.</w:t>
+      </w:r>
+    </w:p>
+    <w:p>
+      <w:pPr>
+        <w:pStyle w:val="BodyText"/>
+      </w:pPr>
+      <w:r>
+        <w:t xml:space="preserve">Код:</w:t>
+      </w:r>
+      <w:r>
+        <w:t xml:space="preserve"> </w:t>
+      </w:r>
+      <w:r>
+        <w:rPr>
+          <w:rStyle w:val="VerbatimChar"/>
+        </w:rPr>
+        <w:t xml:space="preserve">libre_macros_runtime_env_lib.py</w:t>
+      </w:r>
+      <w:r>
+        <w:t xml:space="preserve">; вызов из</w:t>
+      </w:r>
+      <w:r>
+        <w:t xml:space="preserve"> </w:t>
+      </w:r>
+      <w:r>
+        <w:rPr>
+          <w:rStyle w:val="VerbatimChar"/>
+        </w:rPr>
+        <w:t xml:space="preserve">_merge_seed_globals_into_variables_map</w:t>
+      </w:r>
+      <w:r>
+        <w:t xml:space="preserve"> </w:t>
+      </w:r>
+      <w:r>
+        <w:t xml:space="preserve">/</w:t>
+      </w:r>
+      <w:r>
+        <w:t xml:space="preserve"> </w:t>
+      </w:r>
+      <w:r>
+        <w:rPr>
+          <w:rStyle w:val="VerbatimChar"/>
+        </w:rPr>
+        <w:t xml:space="preserve">merge_run_context_begin</w:t>
+      </w:r>
+      <w:r>
+        <w:t xml:space="preserve">.</w:t>
+      </w:r>
+    </w:p>
+    <w:bookmarkEnd w:id="29"/>
+    <w:bookmarkStart w:id="30" w:name="X50d1ec9508dc1950dc251cd9181bebd5bf8a8b0"/>
     <w:p>
       <w:pPr>
         <w:pStyle w:val="Heading3"/>
@@ -8675,8 +9770,8 @@
         <w:t xml:space="preserve">для pipeline на preexisting-листах.</w:t>
       </w:r>
     </w:p>
-    <w:bookmarkEnd w:id="28"/>
-    <w:bookmarkStart w:id="29" w:name="служебные-колонки-режим-на-один-лист"/>
+    <w:bookmarkEnd w:id="30"/>
+    <w:bookmarkStart w:id="31" w:name="служебные-колонки-режим-на-один-лист"/>
     <w:p>
       <w:pPr>
         <w:pStyle w:val="Heading3"/>
@@ -8989,8 +10084,8 @@
         <w:t xml:space="preserve">.</w:t>
       </w:r>
     </w:p>
-    <w:bookmarkEnd w:id="29"/>
-    <w:bookmarkStart w:id="30" w:name="параметр-ячейка_в_столбец"/>
+    <w:bookmarkEnd w:id="31"/>
+    <w:bookmarkStart w:id="32" w:name="параметр-ячейка_в_столбец"/>
     <w:p>
       <w:pPr>
         <w:pStyle w:val="Heading3"/>
@@ -9723,8 +10818,8 @@
         <w:t xml:space="preserve">работает и в «На один лист», и в «На разные листы» (на каждый целевой лист результата).</w:t>
       </w:r>
     </w:p>
-    <w:bookmarkEnd w:id="30"/>
-    <w:bookmarkStart w:id="31" w:name="параметр-пропуск_строк_источника"/>
+    <w:bookmarkEnd w:id="32"/>
+    <w:bookmarkStart w:id="33" w:name="параметр-пропуск_строк_источника"/>
     <w:p>
       <w:pPr>
         <w:pStyle w:val="Heading3"/>
@@ -10273,8 +11368,8 @@
         <w:t xml:space="preserve">с листа результата; в режиме формулы временно добавляется столбец Calc справа от данных, затем убирается.</w:t>
       </w:r>
     </w:p>
-    <w:bookmarkEnd w:id="31"/>
-    <w:bookmarkStart w:id="32" w:name="параметр-удаление_верхних_строк"/>
+    <w:bookmarkEnd w:id="33"/>
+    <w:bookmarkStart w:id="34" w:name="параметр-удаление_верхних_строк"/>
     <w:p>
       <w:pPr>
         <w:pStyle w:val="Heading3"/>
@@ -10653,8 +11748,8 @@
         <w:t xml:space="preserve">.</w:t>
       </w:r>
     </w:p>
-    <w:bookmarkEnd w:id="32"/>
-    <w:bookmarkStart w:id="33" w:name="расширенные-параметры-тонкая-настройка"/>
+    <w:bookmarkEnd w:id="34"/>
+    <w:bookmarkStart w:id="35" w:name="расширенные-параметры-тонкая-настройка"/>
     <w:p>
       <w:pPr>
         <w:pStyle w:val="Heading3"/>
@@ -11185,9 +12280,9 @@
         </w:pict>
       </w:r>
     </w:p>
-    <w:bookmarkEnd w:id="33"/>
-    <w:bookmarkEnd w:id="34"/>
-    <w:bookmarkStart w:id="38" w:name="изменения-в-функциях"/>
+    <w:bookmarkEnd w:id="35"/>
+    <w:bookmarkEnd w:id="36"/>
+    <w:bookmarkStart w:id="40" w:name="изменения-в-функциях"/>
     <w:p>
       <w:pPr>
         <w:pStyle w:val="Heading2"/>
@@ -11196,7 +12291,7 @@
         <w:t xml:space="preserve">7. Изменения в функциях</w:t>
       </w:r>
     </w:p>
-    <w:bookmarkStart w:id="36" w:name="новые-модифицированные"/>
+    <w:bookmarkStart w:id="38" w:name="новые-модифицированные"/>
     <w:p>
       <w:pPr>
         <w:pStyle w:val="Heading3"/>
@@ -11791,7 +12886,7 @@
       <w:r>
         <w:t xml:space="preserve"> </w:t>
       </w:r>
-      <w:hyperlink r:id="rId35">
+      <w:hyperlink r:id="rId37">
         <w:r>
           <w:rPr>
             <w:rStyle w:val="Hyperlink"/>
@@ -11803,8 +12898,8 @@
         <w:t xml:space="preserve">.</w:t>
       </w:r>
     </w:p>
-    <w:bookmarkEnd w:id="36"/>
-    <w:bookmarkStart w:id="37" w:name="устаревшие-упрощённые"/>
+    <w:bookmarkEnd w:id="38"/>
+    <w:bookmarkStart w:id="39" w:name="устаревшие-упрощённые"/>
     <w:p>
       <w:pPr>
         <w:pStyle w:val="Heading3"/>
@@ -12006,9 +13101,9 @@
         </w:pict>
       </w:r>
     </w:p>
-    <w:bookmarkEnd w:id="37"/>
-    <w:bookmarkEnd w:id="38"/>
-    <w:bookmarkStart w:id="45" w:name="примеры-сценариев"/>
+    <w:bookmarkEnd w:id="39"/>
+    <w:bookmarkEnd w:id="40"/>
+    <w:bookmarkStart w:id="47" w:name="примеры-сценариев"/>
     <w:p>
       <w:pPr>
         <w:pStyle w:val="Heading2"/>
@@ -12017,7 +13112,7 @@
         <w:t xml:space="preserve">8. Примеры сценариев</w:t>
       </w:r>
     </w:p>
-    <w:bookmarkStart w:id="39" w:name="X61145902a5736634bb108cae221ee51bdbd2f9c"/>
+    <w:bookmarkStart w:id="41" w:name="X61145902a5736634bb108cae221ee51bdbd2f9c"/>
     <w:p>
       <w:pPr>
         <w:pStyle w:val="Heading3"/>
@@ -12100,8 +13195,8 @@
         <w:t xml:space="preserve">, …); одноимённые из разных файлов сливаются на один лист.</w:t>
       </w:r>
     </w:p>
-    <w:bookmarkEnd w:id="39"/>
-    <w:bookmarkStart w:id="40" w:name="сценарий-1б-на-один-лист-по-индексам"/>
+    <w:bookmarkEnd w:id="41"/>
+    <w:bookmarkStart w:id="42" w:name="сценарий-1б-на-один-лист-по-индексам"/>
     <w:p>
       <w:pPr>
         <w:pStyle w:val="Heading3"/>
@@ -12177,8 +13272,8 @@
         <w:t xml:space="preserve">— данные по индексам листов, без слияния по имени.</w:t>
       </w:r>
     </w:p>
-    <w:bookmarkEnd w:id="40"/>
-    <w:bookmarkStart w:id="41" w:name="сценарий-2-по-индексам-на-разные-листы"/>
+    <w:bookmarkEnd w:id="42"/>
+    <w:bookmarkStart w:id="43" w:name="сценарий-2-по-индексам-на-разные-листы"/>
     <w:p>
       <w:pPr>
         <w:pStyle w:val="Heading3"/>
@@ -12254,8 +13349,8 @@
         <w:t xml:space="preserve">(данные из листа 2).</w:t>
       </w:r>
     </w:p>
-    <w:bookmarkEnd w:id="41"/>
-    <w:bookmarkStart w:id="42" w:name="сценарий-3-по-именам-на-разные-листы"/>
+    <w:bookmarkEnd w:id="43"/>
+    <w:bookmarkStart w:id="44" w:name="сценарий-3-по-именам-на-разные-листы"/>
     <w:p>
       <w:pPr>
         <w:pStyle w:val="Heading3"/>
@@ -12364,8 +13459,8 @@
         <w:t xml:space="preserve">из всех файлов.</w:t>
       </w:r>
     </w:p>
-    <w:bookmarkEnd w:id="42"/>
-    <w:bookmarkStart w:id="43" w:name="сценарий-4-относительные-пути"/>
+    <w:bookmarkEnd w:id="44"/>
+    <w:bookmarkStart w:id="45" w:name="сценарий-4-относительные-пути"/>
     <w:p>
       <w:pPr>
         <w:pStyle w:val="Heading3"/>
@@ -12435,8 +13530,8 @@
         <w:t xml:space="preserve">.</w:t>
       </w:r>
     </w:p>
-    <w:bookmarkEnd w:id="43"/>
-    <w:bookmarkStart w:id="44" w:name="Xd1cf56a32855563efa79a60184ab63f82932f8b"/>
+    <w:bookmarkEnd w:id="45"/>
+    <w:bookmarkStart w:id="46" w:name="Xd1cf56a32855563efa79a60184ab63f82932f8b"/>
     <w:p>
       <w:pPr>
         <w:pStyle w:val="Heading3"/>
@@ -12501,9 +13596,9 @@
         </w:pict>
       </w:r>
     </w:p>
-    <w:bookmarkEnd w:id="44"/>
-    <w:bookmarkEnd w:id="45"/>
-    <w:bookmarkStart w:id="46" w:name="миграция-с-текущей-логики"/>
+    <w:bookmarkEnd w:id="46"/>
+    <w:bookmarkEnd w:id="47"/>
+    <w:bookmarkStart w:id="48" w:name="миграция-с-текущей-логики"/>
     <w:p>
       <w:pPr>
         <w:pStyle w:val="Heading2"/>
@@ -12738,8 +13833,8 @@
         </w:pict>
       </w:r>
     </w:p>
-    <w:bookmarkEnd w:id="46"/>
-    <w:bookmarkStart w:id="50" w:name="исправление-режима-на-разные-листы"/>
+    <w:bookmarkEnd w:id="48"/>
+    <w:bookmarkStart w:id="52" w:name="исправление-режима-на-разные-листы"/>
     <w:p>
       <w:pPr>
         <w:pStyle w:val="Heading2"/>
@@ -12748,7 +13843,7 @@
         <w:t xml:space="preserve">10. Исправление режима «На разные листы»</w:t>
       </w:r>
     </w:p>
-    <w:bookmarkStart w:id="47" w:name="проблема"/>
+    <w:bookmarkStart w:id="49" w:name="проблема"/>
     <w:p>
       <w:pPr>
         <w:pStyle w:val="Heading3"/>
@@ -12809,8 +13904,8 @@
         <w:t xml:space="preserve">— отсутствовали колонки A (#Путь) и B (#ДатаВремяФайла)</w:t>
       </w:r>
     </w:p>
-    <w:bookmarkEnd w:id="47"/>
-    <w:bookmarkStart w:id="48" w:name="решение"/>
+    <w:bookmarkEnd w:id="49"/>
+    <w:bookmarkStart w:id="50" w:name="решение"/>
     <w:p>
       <w:pPr>
         <w:pStyle w:val="Heading3"/>
@@ -12921,8 +14016,8 @@
         <w:t xml:space="preserve">: колонки A и B заполняются для каждой строки данных (источник + mtime)</w:t>
       </w:r>
     </w:p>
-    <w:bookmarkEnd w:id="48"/>
-    <w:bookmarkStart w:id="49" w:name="код-обе-ветки-index-и-nameall"/>
+    <w:bookmarkEnd w:id="50"/>
+    <w:bookmarkStart w:id="51" w:name="код-обе-ветки-index-и-nameall"/>
     <w:p>
       <w:pPr>
         <w:pStyle w:val="Heading3"/>
@@ -13060,9 +14155,9 @@
         </w:pict>
       </w:r>
     </w:p>
-    <w:bookmarkEnd w:id="49"/>
-    <w:bookmarkEnd w:id="50"/>
-    <w:bookmarkStart w:id="51" w:name="оптимизация-форматирования"/>
+    <w:bookmarkEnd w:id="51"/>
+    <w:bookmarkEnd w:id="52"/>
+    <w:bookmarkStart w:id="53" w:name="оптимизация-форматирования"/>
     <w:p>
       <w:pPr>
         <w:pStyle w:val="Heading2"/>
@@ -13178,8 +14273,8 @@
         </w:pict>
       </w:r>
     </w:p>
-    <w:bookmarkEnd w:id="51"/>
-    <w:bookmarkStart w:id="54" w:name="замер-времени-выполнения"/>
+    <w:bookmarkEnd w:id="53"/>
+    <w:bookmarkStart w:id="56" w:name="замер-времени-выполнения"/>
     <w:p>
       <w:pPr>
         <w:pStyle w:val="Heading2"/>
@@ -13412,7 +14507,7 @@
         </w:tc>
       </w:tr>
     </w:tbl>
-    <w:bookmarkStart w:id="52" w:name="вывод-в-диалоге-build_final_message"/>
+    <w:bookmarkStart w:id="54" w:name="вывод-в-диалоге-build_final_message"/>
     <w:p>
       <w:pPr>
         <w:pStyle w:val="Heading3"/>
@@ -13477,8 +14572,8 @@
         <w:t xml:space="preserve">  • Общее: 25.9с</w:t>
       </w:r>
     </w:p>
-    <w:bookmarkEnd w:id="52"/>
-    <w:bookmarkStart w:id="53" w:name="запись-в-лист-лога-append_collect_log"/>
+    <w:bookmarkEnd w:id="54"/>
+    <w:bookmarkStart w:id="55" w:name="запись-в-лист-лога-append_collect_log"/>
     <w:p>
       <w:pPr>
         <w:pStyle w:val="Heading3"/>
@@ -13545,9 +14640,9 @@
         </w:pict>
       </w:r>
     </w:p>
-    <w:bookmarkEnd w:id="53"/>
-    <w:bookmarkEnd w:id="54"/>
-    <w:bookmarkStart w:id="63" w:name="вспомогательные-макросы-и-установка"/>
+    <w:bookmarkEnd w:id="55"/>
+    <w:bookmarkEnd w:id="56"/>
+    <w:bookmarkStart w:id="64" w:name="вспомогательные-макросы-и-установка"/>
     <w:p>
       <w:pPr>
         <w:pStyle w:val="Heading2"/>
@@ -13627,7 +14722,7 @@
             <w:pPr>
               <w:pStyle w:val="Compact"/>
             </w:pPr>
-            <w:hyperlink r:id="rId35">
+            <w:hyperlink r:id="rId37">
               <w:r>
                 <w:rPr>
                   <w:rStyle w:val="Hyperlink"/>
@@ -13670,7 +14765,7 @@
             <w:pPr>
               <w:pStyle w:val="Compact"/>
             </w:pPr>
-            <w:hyperlink r:id="rId55">
+            <w:hyperlink r:id="rId57">
               <w:r>
                 <w:rPr>
                   <w:rStyle w:val="Hyperlink"/>
@@ -13713,7 +14808,7 @@
             <w:pPr>
               <w:pStyle w:val="Compact"/>
             </w:pPr>
-            <w:hyperlink r:id="rId56">
+            <w:hyperlink r:id="rId58">
               <w:r>
                 <w:rPr>
                   <w:rStyle w:val="Hyperlink"/>
@@ -13750,7 +14845,7 @@
       <w:r>
         <w:t xml:space="preserve"> </w:t>
       </w:r>
-      <w:hyperlink r:id="rId57">
+      <w:hyperlink r:id="rId59">
         <w:r>
           <w:rPr>
             <w:rStyle w:val="Hyperlink"/>
@@ -13762,7 +14857,7 @@
         <w:t xml:space="preserve">.</w:t>
       </w:r>
     </w:p>
-    <w:bookmarkStart w:id="59" w:name="заполнение-файлы-источники"/>
+    <w:bookmarkStart w:id="60" w:name="заполнение-файлы-источники"/>
     <w:p>
       <w:pPr>
         <w:pStyle w:val="Heading3"/>
@@ -13961,7 +15056,7 @@
           <w:b/>
           <w:bCs/>
         </w:rPr>
-        <w:t xml:space="preserve">Безопасность путей (3.10.711):</w:t>
+        <w:t xml:space="preserve">Безопасность путей (с 3.10.711):</w:t>
       </w:r>
       <w:r>
         <w:t xml:space="preserve"> </w:t>
@@ -14038,7 +15133,7 @@
       <w:r>
         <w:t xml:space="preserve"> </w:t>
       </w:r>
-      <w:hyperlink r:id="rId58">
+      <w:hyperlink r:id="rId28">
         <w:r>
           <w:rPr>
             <w:rStyle w:val="Hyperlink"/>
@@ -14060,7 +15155,7 @@
       <w:r>
         <w:t xml:space="preserve"> </w:t>
       </w:r>
-      <w:hyperlink r:id="rId55">
+      <w:hyperlink r:id="rId57">
         <w:r>
           <w:rPr>
             <w:rStyle w:val="Hyperlink"/>
@@ -14074,7 +15169,7 @@
       <w:r>
         <w:t xml:space="preserve"> </w:t>
       </w:r>
-      <w:hyperlink r:id="rId35">
+      <w:hyperlink r:id="rId37">
         <w:r>
           <w:rPr>
             <w:rStyle w:val="Hyperlink"/>
@@ -14086,8 +15181,8 @@
         <w:t xml:space="preserve">.</w:t>
       </w:r>
     </w:p>
-    <w:bookmarkEnd w:id="59"/>
-    <w:bookmarkStart w:id="61" w:name="оформление-результата"/>
+    <w:bookmarkEnd w:id="60"/>
+    <w:bookmarkStart w:id="62" w:name="оформление-результата"/>
     <w:p>
       <w:pPr>
         <w:pStyle w:val="Heading3"/>
@@ -14445,7 +15540,7 @@
       <w:r>
         <w:t xml:space="preserve"> </w:t>
       </w:r>
-      <w:hyperlink r:id="rId60">
+      <w:hyperlink r:id="rId61">
         <w:r>
           <w:rPr>
             <w:rStyle w:val="Hyperlink"/>
@@ -14457,8 +15552,8 @@
         <w:t xml:space="preserve">).</w:t>
       </w:r>
     </w:p>
-    <w:bookmarkEnd w:id="61"/>
-    <w:bookmarkStart w:id="62" w:name="диалог-подтверждения-перед-сбором"/>
+    <w:bookmarkEnd w:id="62"/>
+    <w:bookmarkStart w:id="63" w:name="диалог-подтверждения-перед-сбором"/>
     <w:p>
       <w:pPr>
         <w:pStyle w:val="Heading3"/>
@@ -14566,7 +15661,7 @@
       <w:r>
         <w:t xml:space="preserve"> </w:t>
       </w:r>
-      <w:hyperlink r:id="rId35">
+      <w:hyperlink r:id="rId37">
         <w:r>
           <w:rPr>
             <w:rStyle w:val="Hyperlink"/>
@@ -14578,9 +15673,9 @@
         <w:t xml:space="preserve">, не в этом диалоге.</w:t>
       </w:r>
     </w:p>
-    <w:bookmarkEnd w:id="62"/>
     <w:bookmarkEnd w:id="63"/>
     <w:bookmarkEnd w:id="64"/>
+    <w:bookmarkEnd w:id="65"/>
     <w:sectPr>
       <w:footnotePr>
         <w:numRestart w:val="eachSect"/>
